--- a/zhs/docx/059.content.docx
+++ b/zhs/docx/059.content.docx
@@ -19,7 +19,7 @@
         <w:rPr>
           <w:lang w:val="zh_CN" w:bidi="zh_CN"/>
         </w:rPr>
-        <w:t>Resource: 关键词 (SRV)</w:t>
+        <w:t>Resource: Familiarization, Internalization, Articulation (Fia) Terms</w:t>
       </w:r>
       <w:r>
         <w:rPr>
@@ -39,42 +39,61 @@
           <w:b/>
           <w:lang w:val="zh_CN" w:bidi="zh_CN"/>
         </w:rPr>
-        <w:t>Familiarization, Internalization, Articulation (FIA) Key Terms</w:t>
-      </w:r>
-      <w:r>
-        <w:rPr>
-          <w:lang w:val="zh_CN" w:bidi="zh_CN"/>
-        </w:rPr>
-        <w:t xml:space="preserve"> © 2023 SRV Partners Released under CC BY-SA 4.0 license. </w:t>
-      </w:r>
-      <w:r>
-        <w:rPr>
-          <w:lang w:val="zh_CN" w:bidi="zh_CN"/>
-        </w:rPr>
-        <w:t>Familiarization, Internalization, Articulation (FIA) Key Terms</w:t>
-      </w:r>
-      <w:r>
-        <w:rPr>
-          <w:lang w:val="zh_CN" w:bidi="zh_CN"/>
-        </w:rPr>
-        <w:t xml:space="preserve"> has been adapted in the following languages Tok Pisin, عربي, Français, हिंदी, Bahasa Indonesia, Português, Русский, Español, Kiswahili, 简体中文 from </w:t>
-      </w:r>
-      <w:r>
-        <w:rPr>
-          <w:lang w:val="zh_CN" w:bidi="zh_CN"/>
-        </w:rPr>
-        <w:t>Familiarization, Internalization, Articulation (FIA)</w:t>
-      </w:r>
-      <w:r>
-        <w:rPr>
-          <w:lang w:val="zh_CN" w:bidi="zh_CN"/>
-        </w:rPr>
-        <w:t xml:space="preserve"> © 2023 SRV Partners. Released under CC BY-SA 4.0 license by Mission Mutual</w:t>
-      </w:r>
-      <w:r>
-        <w:rPr>
-          <w:lang w:val="zh_CN" w:bidi="zh_CN"/>
-        </w:rPr>
+        <w:t>Familiarization, Internalization, Articulation (Fia) Terms</w:t>
+      </w:r>
+      <w:r>
+        <w:rPr>
+          <w:lang w:val="zh_CN" w:bidi="zh_CN"/>
+        </w:rPr>
+        <w:t xml:space="preserve"> (Chinese (Simplified)) is based on: </w:t>
+      </w:r>
+      <w:r>
+        <w:rPr>
+          <w:lang w:val="zh_CN" w:bidi="zh_CN"/>
+        </w:rPr>
+        <w:t>Familiarization, Internalization, Articulation (Fia) Terms</w:t>
+      </w:r>
+      <w:r>
+        <w:rPr>
+          <w:lang w:val="zh_CN" w:bidi="zh_CN"/>
+        </w:rPr>
+        <w:t xml:space="preserve">, </w:t>
+      </w:r>
+      <w:hyperlink r:id="rId13">
+        <w:r>
+          <w:rPr>
+            <w:lang w:val="zh_CN" w:bidi="zh_CN"/>
+          </w:rPr>
+          <w:rPr>
+            <w:color w:val="0000EE"/>
+            <w:u w:val="single"/>
+          </w:rPr>
+          <w:t>SRV Partners</w:t>
+        </w:r>
+      </w:hyperlink>
+      <w:r>
+        <w:rPr>
+          <w:lang w:val="zh_CN" w:bidi="zh_CN"/>
+        </w:rPr>
+        <w:t xml:space="preserve">, 2023, which is licensed under a </w:t>
+      </w:r>
+      <w:hyperlink r:id="rId14">
+        <w:r>
+          <w:rPr>
+            <w:lang w:val="zh_CN" w:bidi="zh_CN"/>
+          </w:rPr>
+          <w:rPr>
+            <w:color w:val="0000EE"/>
+            <w:u w:val="single"/>
+          </w:rPr>
+          <w:t>CC BY-SA 4.0 license</w:t>
+        </w:r>
+      </w:hyperlink>
+      <w:r>
+        <w:rPr>
+          <w:lang w:val="zh_CN" w:bidi="zh_CN"/>
+        </w:rPr>
+        <w:t>.</w:t>
       </w:r>
       <w:r>
         <w:rPr>
@@ -83,6 +102,30 @@
       </w:r>
     </w:p>
     <w:p>
+      <w:pPr/>
+      <w:r>
+        <w:rPr>
+          <w:lang w:val="zh_CN" w:bidi="zh_CN"/>
+        </w:rPr>
+      </w:r>
+      <w:r>
+        <w:rPr>
+          <w:lang w:val="zh_CN" w:bidi="zh_CN"/>
+        </w:rPr>
+        <w:t>This PDF version is provided under the same license.</w:t>
+      </w:r>
+      <w:r>
+        <w:rPr>
+          <w:lang w:val="zh_CN" w:bidi="zh_CN"/>
+        </w:rPr>
+      </w:r>
+      <w:r>
+        <w:rPr>
+          <w:lang w:val="zh_CN" w:bidi="zh_CN"/>
+        </w:rPr>
+      </w:r>
+    </w:p>
+    <w:p>
       <w:pPr>
         <w:pStyle w:val="Heading1"/>
       </w:pPr>
@@ -90,7 +133,7 @@
         <w:rPr>
           <w:lang w:val="zh_CN" w:bidi="zh_CN"/>
         </w:rPr>
-        <w:t>关键词 (SRV)</w:t>
+        <w:t>Familiarization, Internalization, Articulation (Fia) Terms</w:t>
       </w:r>
     </w:p>
     <w:p>
@@ -218,24 +261,36 @@
         </w:rPr>
         <w:t>这个名字的意思是仇敌或控告者。这是</w:t>
       </w:r>
-      <w:r>
-        <w:rPr>
-          <w:lang w:val="zh_CN" w:bidi="zh_CN"/>
-        </w:rPr>
-        <w:t>魔鬼</w:t>
-      </w:r>
+      <w:hyperlink r:id="rId15">
+        <w:r>
+          <w:rPr>
+            <w:lang w:val="zh_CN" w:bidi="zh_CN"/>
+          </w:rPr>
+          <w:rPr>
+            <w:color w:val="0000EE"/>
+            <w:u w:val="single"/>
+          </w:rPr>
+          <w:t>魔鬼</w:t>
+        </w:r>
+      </w:hyperlink>
       <w:r>
         <w:rPr>
           <w:lang w:val="zh_CN" w:bidi="zh_CN"/>
         </w:rPr>
         <w:t>的名字，牠是所有</w:t>
       </w:r>
-      <w:r>
-        <w:rPr>
-          <w:lang w:val="zh_CN" w:bidi="zh_CN"/>
-        </w:rPr>
-        <w:t>邪灵</w:t>
-      </w:r>
+      <w:hyperlink r:id="rId16">
+        <w:r>
+          <w:rPr>
+            <w:lang w:val="zh_CN" w:bidi="zh_CN"/>
+          </w:rPr>
+          <w:rPr>
+            <w:color w:val="0000EE"/>
+            <w:u w:val="single"/>
+          </w:rPr>
+          <w:t>邪灵</w:t>
+        </w:r>
+      </w:hyperlink>
       <w:r>
         <w:rPr>
           <w:lang w:val="zh_CN" w:bidi="zh_CN"/>
@@ -256,12 +311,18 @@
         </w:rPr>
         <w:t>神创造了万物，因此神也创造了所有的灵。神创造他们，就像</w:t>
       </w:r>
-      <w:r>
-        <w:rPr>
-          <w:lang w:val="zh_CN" w:bidi="zh_CN"/>
-        </w:rPr>
-        <w:t>天使</w:t>
-      </w:r>
+      <w:hyperlink r:id="rId17">
+        <w:r>
+          <w:rPr>
+            <w:lang w:val="zh_CN" w:bidi="zh_CN"/>
+          </w:rPr>
+          <w:rPr>
+            <w:color w:val="0000EE"/>
+            <w:u w:val="single"/>
+          </w:rPr>
+          <w:t>天使</w:t>
+        </w:r>
+      </w:hyperlink>
       <w:r>
         <w:rPr>
           <w:lang w:val="zh_CN" w:bidi="zh_CN"/>
@@ -336,12 +397,18 @@
         </w:rPr>
         <w:t>然而，神比撒但强大得多。在耶稣受死并且</w:t>
       </w:r>
-      <w:r>
-        <w:rPr>
-          <w:lang w:val="zh_CN" w:bidi="zh_CN"/>
-        </w:rPr>
-        <w:t>复活</w:t>
-      </w:r>
+      <w:hyperlink r:id="rId18">
+        <w:r>
+          <w:rPr>
+            <w:lang w:val="zh_CN" w:bidi="zh_CN"/>
+          </w:rPr>
+          <w:rPr>
+            <w:color w:val="0000EE"/>
+            <w:u w:val="single"/>
+          </w:rPr>
+          <w:t>复活</w:t>
+        </w:r>
+      </w:hyperlink>
       <w:r>
         <w:rPr>
           <w:lang w:val="zh_CN" w:bidi="zh_CN"/>
@@ -375,12 +442,23 @@
         <w:rPr>
           <w:lang w:val="zh_CN" w:bidi="zh_CN"/>
         </w:rPr>
-        <w:t>撒都该人</w:t>
-      </w:r>
-      <w:r>
-        <w:rPr>
-          <w:lang w:val="zh_CN" w:bidi="zh_CN"/>
-        </w:rPr>
+        <w:t>撒但</w:t>
+      </w:r>
+      <w:r>
+        <w:rPr>
+          <w:lang w:val="zh_CN" w:bidi="zh_CN"/>
+        </w:rPr>
+      </w:r>
+    </w:p>
+    <w:p>
+      <w:pPr>
+        <w:pStyle w:val="Heading4"/>
+      </w:pPr>
+      <w:r>
+        <w:rPr>
+          <w:lang w:val="zh_CN" w:bidi="zh_CN"/>
+        </w:rPr>
+        <w:t>Audio Content</w:t>
       </w:r>
     </w:p>
     <w:p>
@@ -390,108 +468,33 @@
           <w:lang w:val="zh_CN" w:bidi="zh_CN"/>
         </w:rPr>
       </w:r>
-      <w:r>
-        <w:rPr>
-          <w:lang w:val="zh_CN" w:bidi="zh_CN"/>
-        </w:rPr>
-        <w:t>在耶稣时代，</w:t>
-      </w:r>
-      <w:r>
-        <w:rPr>
-          <w:lang w:val="zh_CN" w:bidi="zh_CN"/>
-        </w:rPr>
-        <w:t>以色列</w:t>
-      </w:r>
-      <w:r>
-        <w:rPr>
-          <w:lang w:val="zh_CN" w:bidi="zh_CN"/>
-        </w:rPr>
-        <w:t>有两个重要的宗教</w:t>
-      </w:r>
-      <w:r>
-        <w:rPr>
-          <w:lang w:val="zh_CN" w:bidi="zh_CN"/>
-        </w:rPr>
-        <w:t>教师</w:t>
-      </w:r>
-      <w:r>
-        <w:rPr>
-          <w:lang w:val="zh_CN" w:bidi="zh_CN"/>
-        </w:rPr>
-        <w:t>团体。这些人是</w:t>
-      </w:r>
-      <w:r>
-        <w:rPr>
-          <w:lang w:val="zh_CN" w:bidi="zh_CN"/>
-        </w:rPr>
-        <w:t>法利赛人</w:t>
-      </w:r>
-      <w:r>
-        <w:rPr>
-          <w:lang w:val="zh_CN" w:bidi="zh_CN"/>
-        </w:rPr>
-        <w:t>和</w:t>
-      </w:r>
-      <w:r>
-        <w:rPr>
-          <w:b/>
-          <w:lang w:val="zh_CN" w:bidi="zh_CN"/>
-        </w:rPr>
-        <w:t>撒都该人</w:t>
-      </w:r>
-      <w:r>
-        <w:rPr>
-          <w:lang w:val="zh_CN" w:bidi="zh_CN"/>
-        </w:rPr>
-        <w:t>。 法利赛人非常关心完全遵守神的律法，他们甚至制定了一些额外的</w:t>
-      </w:r>
-      <w:r>
-        <w:rPr>
-          <w:lang w:val="zh_CN" w:bidi="zh_CN"/>
-        </w:rPr>
-        <w:t>律法</w:t>
-      </w:r>
-      <w:r>
-        <w:rPr>
-          <w:lang w:val="zh_CN" w:bidi="zh_CN"/>
-        </w:rPr>
-        <w:t>。 他们想将自己与不遵守神律法的人隔开。 撒都该人只遵守旧约前五卷书中的律法。 他们</w:t>
-      </w:r>
-      <w:r>
-        <w:rPr>
-          <w:lang w:val="zh_CN" w:bidi="zh_CN"/>
-        </w:rPr>
-        <w:t>认为</w:t>
-      </w:r>
-      <w:r>
-        <w:rPr>
-          <w:lang w:val="zh_CN" w:bidi="zh_CN"/>
-        </w:rPr>
-        <w:t>只有旧约的前五卷书才是重要的。 他们不相信死后有生命，也不相信</w:t>
-      </w:r>
-      <w:r>
-        <w:rPr>
-          <w:lang w:val="zh_CN" w:bidi="zh_CN"/>
-        </w:rPr>
-        <w:t>天使</w:t>
-      </w:r>
-      <w:r>
-        <w:rPr>
-          <w:lang w:val="zh_CN" w:bidi="zh_CN"/>
-        </w:rPr>
-        <w:t>或</w:t>
-      </w:r>
-      <w:r>
-        <w:rPr>
-          <w:lang w:val="zh_CN" w:bidi="zh_CN"/>
-        </w:rPr>
-        <w:t>撒旦</w:t>
-      </w:r>
-      <w:r>
-        <w:rPr>
-          <w:lang w:val="zh_CN" w:bidi="zh_CN"/>
-        </w:rPr>
-        <w:t>存在。</w:t>
+      <w:hyperlink r:id="rId19">
+        <w:r>
+          <w:rPr>
+            <w:lang w:val="zh_CN" w:bidi="zh_CN"/>
+          </w:rPr>
+          <w:rPr>
+            <w:color w:val="0000EE"/>
+            <w:u w:val="single"/>
+          </w:rPr>
+          <w:t>mp3 file</w:t>
+        </w:r>
+      </w:hyperlink>
+      <w:r>
+        <w:rPr>
+          <w:lang w:val="zh_CN" w:bidi="zh_CN"/>
+        </w:rPr>
+        <w:t xml:space="preserve"> (None KB)</w:t>
+      </w:r>
+      <w:r>
+        <w:rPr>
+          <w:lang w:val="zh_CN" w:bidi="zh_CN"/>
+        </w:rPr>
+      </w:r>
+      <w:r>
+        <w:rPr>
+          <w:lang w:val="zh_CN" w:bidi="zh_CN"/>
+        </w:rPr>
       </w:r>
     </w:p>
     <w:p>
@@ -501,11 +504,21 @@
           <w:lang w:val="zh_CN" w:bidi="zh_CN"/>
         </w:rPr>
       </w:r>
-      <w:r>
-        <w:rPr>
-          <w:lang w:val="zh_CN" w:bidi="zh_CN"/>
-        </w:rPr>
-        <w:t>与法利赛人不同，耶稣时代的撒都该人与罗马政府合作，因此他们拥有更多的政治权力和影响力。</w:t>
+    </w:p>
+    <w:p>
+      <w:pPr>
+        <w:pStyle w:val="Heading2"/>
+      </w:pPr>
+      <w:r>
+        <w:rPr>
+          <w:lang w:val="zh_CN" w:bidi="zh_CN"/>
+        </w:rPr>
+        <w:t>撒都该人</w:t>
+      </w:r>
+      <w:r>
+        <w:rPr>
+          <w:lang w:val="zh_CN" w:bidi="zh_CN"/>
+        </w:rPr>
       </w:r>
     </w:p>
     <w:p>
@@ -519,49 +532,311 @@
         <w:rPr>
           <w:lang w:val="zh_CN" w:bidi="zh_CN"/>
         </w:rPr>
-        <w:t>耶路撒冷</w:t>
-      </w:r>
+        <w:t>在耶稣时代，</w:t>
+      </w:r>
+      <w:hyperlink r:id="rId20">
+        <w:r>
+          <w:rPr>
+            <w:lang w:val="zh_CN" w:bidi="zh_CN"/>
+          </w:rPr>
+          <w:rPr>
+            <w:color w:val="0000EE"/>
+            <w:u w:val="single"/>
+          </w:rPr>
+          <w:t>以色列</w:t>
+        </w:r>
+      </w:hyperlink>
+      <w:r>
+        <w:rPr>
+          <w:lang w:val="zh_CN" w:bidi="zh_CN"/>
+        </w:rPr>
+        <w:t>有两个重要的宗教</w:t>
+      </w:r>
+      <w:hyperlink r:id="rId21">
+        <w:r>
+          <w:rPr>
+            <w:lang w:val="zh_CN" w:bidi="zh_CN"/>
+          </w:rPr>
+          <w:rPr>
+            <w:color w:val="0000EE"/>
+            <w:u w:val="single"/>
+          </w:rPr>
+          <w:t>教师</w:t>
+        </w:r>
+      </w:hyperlink>
+      <w:r>
+        <w:rPr>
+          <w:lang w:val="zh_CN" w:bidi="zh_CN"/>
+        </w:rPr>
+        <w:t>团体。这些人是</w:t>
+      </w:r>
+      <w:hyperlink r:id="rId22">
+        <w:r>
+          <w:rPr>
+            <w:lang w:val="zh_CN" w:bidi="zh_CN"/>
+          </w:rPr>
+          <w:rPr>
+            <w:color w:val="0000EE"/>
+            <w:u w:val="single"/>
+          </w:rPr>
+          <w:t>法利赛人</w:t>
+        </w:r>
+      </w:hyperlink>
+      <w:r>
+        <w:rPr>
+          <w:lang w:val="zh_CN" w:bidi="zh_CN"/>
+        </w:rPr>
+        <w:t>和</w:t>
+      </w:r>
+      <w:r>
+        <w:rPr>
+          <w:b/>
+          <w:lang w:val="zh_CN" w:bidi="zh_CN"/>
+        </w:rPr>
+        <w:t>撒都该人</w:t>
+      </w:r>
+      <w:r>
+        <w:rPr>
+          <w:lang w:val="zh_CN" w:bidi="zh_CN"/>
+        </w:rPr>
+        <w:t>。 法利赛人非常关心完全遵守神的律法，他们甚至制定了一些额外的</w:t>
+      </w:r>
+      <w:hyperlink r:id="rId23">
+        <w:r>
+          <w:rPr>
+            <w:lang w:val="zh_CN" w:bidi="zh_CN"/>
+          </w:rPr>
+          <w:rPr>
+            <w:color w:val="0000EE"/>
+            <w:u w:val="single"/>
+          </w:rPr>
+          <w:t>律法</w:t>
+        </w:r>
+      </w:hyperlink>
+      <w:r>
+        <w:rPr>
+          <w:lang w:val="zh_CN" w:bidi="zh_CN"/>
+        </w:rPr>
+        <w:t>。 他们想将自己与不遵守神律法的人隔开。 撒都该人只遵守旧约前五卷书中的律法。 他们</w:t>
+      </w:r>
+      <w:hyperlink r:id="rId24">
+        <w:r>
+          <w:rPr>
+            <w:lang w:val="zh_CN" w:bidi="zh_CN"/>
+          </w:rPr>
+          <w:rPr>
+            <w:color w:val="0000EE"/>
+            <w:u w:val="single"/>
+          </w:rPr>
+          <w:t>认为</w:t>
+        </w:r>
+      </w:hyperlink>
+      <w:r>
+        <w:rPr>
+          <w:lang w:val="zh_CN" w:bidi="zh_CN"/>
+        </w:rPr>
+        <w:t>只有旧约的前五卷书才是重要的。 他们不相信死后有生命，也不相信</w:t>
+      </w:r>
+      <w:hyperlink r:id="rId17">
+        <w:r>
+          <w:rPr>
+            <w:lang w:val="zh_CN" w:bidi="zh_CN"/>
+          </w:rPr>
+          <w:rPr>
+            <w:color w:val="0000EE"/>
+            <w:u w:val="single"/>
+          </w:rPr>
+          <w:t>天使</w:t>
+        </w:r>
+      </w:hyperlink>
+      <w:r>
+        <w:rPr>
+          <w:lang w:val="zh_CN" w:bidi="zh_CN"/>
+        </w:rPr>
+        <w:t>或</w:t>
+      </w:r>
+      <w:hyperlink r:id="rId25">
+        <w:r>
+          <w:rPr>
+            <w:lang w:val="zh_CN" w:bidi="zh_CN"/>
+          </w:rPr>
+          <w:rPr>
+            <w:color w:val="0000EE"/>
+            <w:u w:val="single"/>
+          </w:rPr>
+          <w:t>撒旦</w:t>
+        </w:r>
+      </w:hyperlink>
+      <w:r>
+        <w:rPr>
+          <w:lang w:val="zh_CN" w:bidi="zh_CN"/>
+        </w:rPr>
+        <w:t>存在。</w:t>
+      </w:r>
+    </w:p>
+    <w:p>
+      <w:pPr/>
+      <w:r>
+        <w:rPr>
+          <w:lang w:val="zh_CN" w:bidi="zh_CN"/>
+        </w:rPr>
+      </w:r>
+      <w:r>
+        <w:rPr>
+          <w:lang w:val="zh_CN" w:bidi="zh_CN"/>
+        </w:rPr>
+        <w:t>与法利赛人不同，耶稣时代的撒都该人与罗马政府合作，因此他们拥有更多的政治权力和影响力。</w:t>
+      </w:r>
+    </w:p>
+    <w:p>
+      <w:pPr/>
+      <w:r>
+        <w:rPr>
+          <w:lang w:val="zh_CN" w:bidi="zh_CN"/>
+        </w:rPr>
+      </w:r>
+      <w:hyperlink r:id="rId26">
+        <w:r>
+          <w:rPr>
+            <w:lang w:val="zh_CN" w:bidi="zh_CN"/>
+          </w:rPr>
+          <w:rPr>
+            <w:color w:val="0000EE"/>
+            <w:u w:val="single"/>
+          </w:rPr>
+          <w:t>耶路撒冷</w:t>
+        </w:r>
+      </w:hyperlink>
       <w:r>
         <w:rPr>
           <w:lang w:val="zh_CN" w:bidi="zh_CN"/>
         </w:rPr>
         <w:t>有一些</w:t>
       </w:r>
-      <w:r>
-        <w:rPr>
-          <w:lang w:val="zh_CN" w:bidi="zh_CN"/>
-        </w:rPr>
-        <w:t>祭司</w:t>
-      </w:r>
+      <w:hyperlink r:id="rId27">
+        <w:r>
+          <w:rPr>
+            <w:lang w:val="zh_CN" w:bidi="zh_CN"/>
+          </w:rPr>
+          <w:rPr>
+            <w:color w:val="0000EE"/>
+            <w:u w:val="single"/>
+          </w:rPr>
+          <w:t>祭司</w:t>
+        </w:r>
+      </w:hyperlink>
       <w:r>
         <w:rPr>
           <w:lang w:val="zh_CN" w:bidi="zh_CN"/>
         </w:rPr>
         <w:t>是撒都该人。 撒都该人有一些成员也是</w:t>
       </w:r>
-      <w:r>
-        <w:rPr>
-          <w:lang w:val="zh_CN" w:bidi="zh_CN"/>
-        </w:rPr>
-        <w:t>公会</w:t>
-      </w:r>
+      <w:hyperlink r:id="rId28">
+        <w:r>
+          <w:rPr>
+            <w:lang w:val="zh_CN" w:bidi="zh_CN"/>
+          </w:rPr>
+          <w:rPr>
+            <w:color w:val="0000EE"/>
+            <w:u w:val="single"/>
+          </w:rPr>
+          <w:t>公会</w:t>
+        </w:r>
+      </w:hyperlink>
       <w:r>
         <w:rPr>
           <w:lang w:val="zh_CN" w:bidi="zh_CN"/>
         </w:rPr>
         <w:t>，就是</w:t>
       </w:r>
-      <w:r>
-        <w:rPr>
-          <w:lang w:val="zh_CN" w:bidi="zh_CN"/>
-        </w:rPr>
-        <w:t>犹太</w:t>
-      </w:r>
+      <w:hyperlink r:id="rId29">
+        <w:r>
+          <w:rPr>
+            <w:lang w:val="zh_CN" w:bidi="zh_CN"/>
+          </w:rPr>
+          <w:rPr>
+            <w:color w:val="0000EE"/>
+            <w:u w:val="single"/>
+          </w:rPr>
+          <w:t>犹太</w:t>
+        </w:r>
+      </w:hyperlink>
       <w:r>
         <w:rPr>
           <w:lang w:val="zh_CN" w:bidi="zh_CN"/>
         </w:rPr>
         <w:t>宗教法庭的成员。</w:t>
+      </w:r>
+      <w:r>
+        <w:rPr>
+          <w:lang w:val="zh_CN" w:bidi="zh_CN"/>
+        </w:rPr>
+      </w:r>
+      <w:r>
+        <w:rPr>
+          <w:lang w:val="zh_CN" w:bidi="zh_CN"/>
+        </w:rPr>
+      </w:r>
+    </w:p>
+    <w:p>
+      <w:pPr/>
+      <w:r>
+        <w:rPr>
+          <w:lang w:val="zh_CN" w:bidi="zh_CN"/>
+        </w:rPr>
+      </w:r>
+    </w:p>
+    <w:p>
+      <w:pPr>
+        <w:pStyle w:val="Heading2"/>
+      </w:pPr>
+      <w:r>
+        <w:rPr>
+          <w:lang w:val="zh_CN" w:bidi="zh_CN"/>
+        </w:rPr>
+        <w:t>撒都该人</w:t>
+      </w:r>
+      <w:r>
+        <w:rPr>
+          <w:lang w:val="zh_CN" w:bidi="zh_CN"/>
+        </w:rPr>
+      </w:r>
+    </w:p>
+    <w:p>
+      <w:pPr>
+        <w:pStyle w:val="Heading4"/>
+      </w:pPr>
+      <w:r>
+        <w:rPr>
+          <w:lang w:val="zh_CN" w:bidi="zh_CN"/>
+        </w:rPr>
+        <w:t>Audio Content</w:t>
+      </w:r>
+    </w:p>
+    <w:p>
+      <w:pPr/>
+      <w:r>
+        <w:rPr>
+          <w:lang w:val="zh_CN" w:bidi="zh_CN"/>
+        </w:rPr>
+      </w:r>
+      <w:hyperlink r:id="rId19">
+        <w:r>
+          <w:rPr>
+            <w:lang w:val="zh_CN" w:bidi="zh_CN"/>
+          </w:rPr>
+          <w:rPr>
+            <w:color w:val="0000EE"/>
+            <w:u w:val="single"/>
+          </w:rPr>
+          <w:t>mp3 file</w:t>
+        </w:r>
+      </w:hyperlink>
+      <w:r>
+        <w:rPr>
+          <w:lang w:val="zh_CN" w:bidi="zh_CN"/>
+        </w:rPr>
+        <w:t xml:space="preserve"> (None KB)</w:t>
       </w:r>
       <w:r>
         <w:rPr>

--- a/zhs/docx/059.content.docx
+++ b/zhs/docx/059.content.docx
@@ -39,80 +39,37 @@
           <w:b/>
           <w:lang w:val="zh_CN" w:bidi="zh_CN"/>
         </w:rPr>
-        <w:t>Familiarization, Internalization, Articulation (Fia) Terms</w:t>
-      </w:r>
-      <w:r>
-        <w:rPr>
-          <w:lang w:val="zh_CN" w:bidi="zh_CN"/>
-        </w:rPr>
-        <w:t xml:space="preserve"> (Chinese (Simplified)) is based on: </w:t>
-      </w:r>
-      <w:r>
-        <w:rPr>
-          <w:lang w:val="zh_CN" w:bidi="zh_CN"/>
-        </w:rPr>
-        <w:t>Familiarization, Internalization, Articulation (Fia) Terms</w:t>
-      </w:r>
-      <w:r>
-        <w:rPr>
-          <w:lang w:val="zh_CN" w:bidi="zh_CN"/>
-        </w:rPr>
-        <w:t xml:space="preserve">, </w:t>
-      </w:r>
-      <w:hyperlink r:id="rId13">
-        <w:r>
-          <w:rPr>
-            <w:lang w:val="zh_CN" w:bidi="zh_CN"/>
-          </w:rPr>
-          <w:rPr>
-            <w:color w:val="0000EE"/>
-            <w:u w:val="single"/>
-          </w:rPr>
-          <w:t>SRV Partners</w:t>
-        </w:r>
-      </w:hyperlink>
-      <w:r>
-        <w:rPr>
-          <w:lang w:val="zh_CN" w:bidi="zh_CN"/>
-        </w:rPr>
-        <w:t xml:space="preserve">, 2023, which is licensed under a </w:t>
-      </w:r>
-      <w:hyperlink r:id="rId14">
-        <w:r>
-          <w:rPr>
-            <w:lang w:val="zh_CN" w:bidi="zh_CN"/>
-          </w:rPr>
-          <w:rPr>
-            <w:color w:val="0000EE"/>
-            <w:u w:val="single"/>
-          </w:rPr>
-          <w:t>CC BY-SA 4.0 license</w:t>
-        </w:r>
-      </w:hyperlink>
-      <w:r>
-        <w:rPr>
-          <w:lang w:val="zh_CN" w:bidi="zh_CN"/>
-        </w:rPr>
-        <w:t>.</w:t>
-      </w:r>
-      <w:r>
-        <w:rPr>
-          <w:lang w:val="zh_CN" w:bidi="zh_CN"/>
-        </w:rPr>
-      </w:r>
-    </w:p>
-    <w:p>
-      <w:pPr/>
-      <w:r>
-        <w:rPr>
-          <w:lang w:val="zh_CN" w:bidi="zh_CN"/>
-        </w:rPr>
-      </w:r>
-      <w:r>
-        <w:rPr>
-          <w:lang w:val="zh_CN" w:bidi="zh_CN"/>
-        </w:rPr>
-        <w:t>This PDF version is provided under the same license.</w:t>
+        <w:t>Familiarization, Internalization, Articulation (FIA) Key Terms</w:t>
+      </w:r>
+      <w:r>
+        <w:rPr>
+          <w:lang w:val="zh_CN" w:bidi="zh_CN"/>
+        </w:rPr>
+        <w:t xml:space="preserve"> © 2023 SRV Partners Released under CC BY-SA 4.0 license. </w:t>
+      </w:r>
+      <w:r>
+        <w:rPr>
+          <w:lang w:val="zh_CN" w:bidi="zh_CN"/>
+        </w:rPr>
+        <w:t>Familiarization, Internalization, Articulation (FIA) Key Terms</w:t>
+      </w:r>
+      <w:r>
+        <w:rPr>
+          <w:lang w:val="zh_CN" w:bidi="zh_CN"/>
+        </w:rPr>
+        <w:t xml:space="preserve"> has been adapted in the following languages Tok Pisin, عربي, Français, हिंदी, Bahasa Indonesia, Português, Русский, Español, Kiswahili, 简体中文 from </w:t>
+      </w:r>
+      <w:r>
+        <w:rPr>
+          <w:lang w:val="zh_CN" w:bidi="zh_CN"/>
+        </w:rPr>
+        <w:t>Familiarization, Internalization, Articulation (FIA)</w:t>
+      </w:r>
+      <w:r>
+        <w:rPr>
+          <w:lang w:val="zh_CN" w:bidi="zh_CN"/>
+        </w:rPr>
+        <w:t xml:space="preserve"> © 2023 SRV Partners. Released under CC BY-SA 4.0 license by Mission Mutual</w:t>
       </w:r>
       <w:r>
         <w:rPr>
@@ -261,7 +218,7 @@
         </w:rPr>
         <w:t>这个名字的意思是仇敌或控告者。这是</w:t>
       </w:r>
-      <w:hyperlink r:id="rId15">
+      <w:hyperlink r:id="rId13">
         <w:r>
           <w:rPr>
             <w:lang w:val="zh_CN" w:bidi="zh_CN"/>
@@ -279,7 +236,7 @@
         </w:rPr>
         <w:t>的名字，牠是所有</w:t>
       </w:r>
-      <w:hyperlink r:id="rId16">
+      <w:hyperlink r:id="rId14">
         <w:r>
           <w:rPr>
             <w:lang w:val="zh_CN" w:bidi="zh_CN"/>
@@ -311,7 +268,7 @@
         </w:rPr>
         <w:t>神创造了万物，因此神也创造了所有的灵。神创造他们，就像</w:t>
       </w:r>
-      <w:hyperlink r:id="rId17">
+      <w:hyperlink r:id="rId15">
         <w:r>
           <w:rPr>
             <w:lang w:val="zh_CN" w:bidi="zh_CN"/>
@@ -397,7 +354,7 @@
         </w:rPr>
         <w:t>然而，神比撒但强大得多。在耶稣受死并且</w:t>
       </w:r>
-      <w:hyperlink r:id="rId18">
+      <w:hyperlink r:id="rId16">
         <w:r>
           <w:rPr>
             <w:lang w:val="zh_CN" w:bidi="zh_CN"/>
@@ -468,7 +425,7 @@
           <w:lang w:val="zh_CN" w:bidi="zh_CN"/>
         </w:rPr>
       </w:r>
-      <w:hyperlink r:id="rId19">
+      <w:hyperlink r:id="rId17">
         <w:r>
           <w:rPr>
             <w:lang w:val="zh_CN" w:bidi="zh_CN"/>
@@ -534,7 +491,7 @@
         </w:rPr>
         <w:t>在耶稣时代，</w:t>
       </w:r>
-      <w:hyperlink r:id="rId20">
+      <w:hyperlink r:id="rId18">
         <w:r>
           <w:rPr>
             <w:lang w:val="zh_CN" w:bidi="zh_CN"/>
@@ -552,7 +509,7 @@
         </w:rPr>
         <w:t>有两个重要的宗教</w:t>
       </w:r>
-      <w:hyperlink r:id="rId21">
+      <w:hyperlink r:id="rId19">
         <w:r>
           <w:rPr>
             <w:lang w:val="zh_CN" w:bidi="zh_CN"/>
@@ -570,7 +527,7 @@
         </w:rPr>
         <w:t>团体。这些人是</w:t>
       </w:r>
-      <w:hyperlink r:id="rId22">
+      <w:hyperlink r:id="rId20">
         <w:r>
           <w:rPr>
             <w:lang w:val="zh_CN" w:bidi="zh_CN"/>
@@ -601,7 +558,7 @@
         </w:rPr>
         <w:t>。 法利赛人非常关心完全遵守神的律法，他们甚至制定了一些额外的</w:t>
       </w:r>
-      <w:hyperlink r:id="rId23">
+      <w:hyperlink r:id="rId21">
         <w:r>
           <w:rPr>
             <w:lang w:val="zh_CN" w:bidi="zh_CN"/>
@@ -619,7 +576,7 @@
         </w:rPr>
         <w:t>。 他们想将自己与不遵守神律法的人隔开。 撒都该人只遵守旧约前五卷书中的律法。 他们</w:t>
       </w:r>
-      <w:hyperlink r:id="rId24">
+      <w:hyperlink r:id="rId22">
         <w:r>
           <w:rPr>
             <w:lang w:val="zh_CN" w:bidi="zh_CN"/>
@@ -637,7 +594,7 @@
         </w:rPr>
         <w:t>只有旧约的前五卷书才是重要的。 他们不相信死后有生命，也不相信</w:t>
       </w:r>
-      <w:hyperlink r:id="rId17">
+      <w:hyperlink r:id="rId15">
         <w:r>
           <w:rPr>
             <w:lang w:val="zh_CN" w:bidi="zh_CN"/>
@@ -655,7 +612,7 @@
         </w:rPr>
         <w:t>或</w:t>
       </w:r>
-      <w:hyperlink r:id="rId25">
+      <w:hyperlink r:id="rId23">
         <w:r>
           <w:rPr>
             <w:lang w:val="zh_CN" w:bidi="zh_CN"/>
@@ -695,7 +652,7 @@
           <w:lang w:val="zh_CN" w:bidi="zh_CN"/>
         </w:rPr>
       </w:r>
-      <w:hyperlink r:id="rId26">
+      <w:hyperlink r:id="rId24">
         <w:r>
           <w:rPr>
             <w:lang w:val="zh_CN" w:bidi="zh_CN"/>
@@ -713,7 +670,7 @@
         </w:rPr>
         <w:t>有一些</w:t>
       </w:r>
-      <w:hyperlink r:id="rId27">
+      <w:hyperlink r:id="rId25">
         <w:r>
           <w:rPr>
             <w:lang w:val="zh_CN" w:bidi="zh_CN"/>
@@ -731,7 +688,7 @@
         </w:rPr>
         <w:t>是撒都该人。 撒都该人有一些成员也是</w:t>
       </w:r>
-      <w:hyperlink r:id="rId28">
+      <w:hyperlink r:id="rId26">
         <w:r>
           <w:rPr>
             <w:lang w:val="zh_CN" w:bidi="zh_CN"/>
@@ -749,7 +706,7 @@
         </w:rPr>
         <w:t>，就是</w:t>
       </w:r>
-      <w:hyperlink r:id="rId29">
+      <w:hyperlink r:id="rId27">
         <w:r>
           <w:rPr>
             <w:lang w:val="zh_CN" w:bidi="zh_CN"/>
@@ -820,7 +777,7 @@
           <w:lang w:val="zh_CN" w:bidi="zh_CN"/>
         </w:rPr>
       </w:r>
-      <w:hyperlink r:id="rId19">
+      <w:hyperlink r:id="rId17">
         <w:r>
           <w:rPr>
             <w:lang w:val="zh_CN" w:bidi="zh_CN"/>

--- a/zhs/docx/059.content.docx
+++ b/zhs/docx/059.content.docx
@@ -45,7 +45,7 @@
         <w:rPr>
           <w:lang w:val="zh_CN" w:bidi="zh_CN"/>
         </w:rPr>
-        <w:t xml:space="preserve"> © 2023 SRV Partners Released under CC BY-SA 4.0 license. </w:t>
+        <w:t xml:space="preserve"> © 2025 Word Collective Released under CC BY-SA 4.0 license. </w:t>
       </w:r>
       <w:r>
         <w:rPr>
@@ -69,7 +69,7 @@
         <w:rPr>
           <w:lang w:val="zh_CN" w:bidi="zh_CN"/>
         </w:rPr>
-        <w:t xml:space="preserve"> © 2023 SRV Partners. Released under CC BY-SA 4.0 license by Mission Mutual</w:t>
+        <w:t xml:space="preserve"> © 2025 Word Collective. Released under CC BY-SA 4.0 license by Mission Mutual</w:t>
       </w:r>
       <w:r>
         <w:rPr>
